--- a/GYM/docs/PHAN_CONG_NHIEM_VU.docx
+++ b/GYM/docs/PHAN_CONG_NHIEM_VU.docx
@@ -600,7 +600,7 @@
           <w:color w:val="111827"/>
           <w:sz w:val="21"/>
         </w:rPr>
-        <w:t xml:space="preserve">• Xác thực &amp; Phân quyền: </w:t>
+        <w:t xml:space="preserve">• Xác thực, Bảo mật &amp; Phân quyền: </w:t>
       </w:r>
       <w:r>
         <w:rPr>
@@ -608,7 +608,7 @@
           <w:color w:val="1F2937"/>
           <w:sz w:val="21"/>
         </w:rPr>
-        <w:t>Màn hình LoginForm, dịch vụ AuthService phân quyền 5 vai trò (Chủ, Lễ tân, HLV, Quản lý, Hội viên), cơ chế Offline Fallback Buffer.</w:t>
+        <w:t>Màn hình LoginForm, dịch vụ AuthService phân quyền 5 vai trò (Chủ, Lễ tân, HLV, Quản lý, Hội viên), cơ chế Offline Fallback Buffer, bảo mật băm mật khẩu chuẩn SHA-256 (PasswordUtil) và tái cấu trúc cây thư mục chuẩn MVC (gui, gui.panels, controller).</w:t>
       </w:r>
     </w:p>
     <w:p>
@@ -768,7 +768,7 @@
           <w:color w:val="111827"/>
           <w:sz w:val="21"/>
         </w:rPr>
-        <w:t xml:space="preserve">• Bán hàng POS &amp; Kho hàng: </w:t>
+        <w:t xml:space="preserve">• Gói tập &amp; Hóa đơn: </w:t>
       </w:r>
       <w:r>
         <w:rPr>
@@ -776,7 +776,7 @@
           <w:color w:val="1F2937"/>
           <w:sz w:val="21"/>
         </w:rPr>
-        <w:t>Xây dựng BanHangPOSPanel (kệ hàng trực quan ảnh thật, giỏ hàng, thanh toán tiền mặt / VietQR), QuanLyKhoHangPanel (tồn kho), HoaDonDAO và LichSuGiaoDichPanel (quản lý hóa đơn).</w:t>
+        <w:t>Xây dựng QuanLyGoiTapPanel (danh mục gói tập, chính sách giá, thời hạn), HoaDonDAO và LichSuGiaoDichPanel (quản lý giao dịch thu ngân, VietQR).</w:t>
       </w:r>
     </w:p>
     <w:p>
@@ -799,7 +799,7 @@
           <w:color w:val="1F2937"/>
           <w:sz w:val="21"/>
         </w:rPr>
-        <w:t>Xây dựng BaoCaoThongKePanel &amp; BaoCaoService (Doanh thu 3 chi nhánh CN01, CN02, CN03; Cảnh báo hội viên sắp hết hạn kèm SMS/Zalo), HeatmapGioCaoDiemPanel (biểu đồ nhiệt lưu lượng 06:00 - 22:00, 2 khung giờ vàng).</w:t>
+        <w:t>Xây dựng BaoCaoThongKePanel &amp; BaoCaoService (Doanh thu 2 chi nhánh CN01, CN02; Cảnh báo hội viên sắp hết hạn kèm SMS/Zalo), HeatmapGioCaoDiemPanel (biểu đồ nhiệt lưu lượng 06:00 - 22:00, 2 khung giờ vàng).</w:t>
       </w:r>
     </w:p>
     <w:p>
@@ -1796,7 +1796,7 @@
                 <w:color w:val="1F2937"/>
                 <w:sz w:val="19"/>
               </w:rPr>
-              <w:t>Quầy bán hàng POS &amp; Quản lý Kho hàng</w:t>
+              <w:t>Quản lý Gói tập &amp; Hóa đơn giao dịch</w:t>
             </w:r>
           </w:p>
         </w:tc>
